--- a/docs/中期答辩/2026年创新项目中期考核附件材料/原始附件/3.南京大学大学生创新训练计划周进展报告.docx
+++ b/docs/中期答辩/2026年创新项目中期考核附件材料/原始附件/3.南京大学大学生创新训练计划周进展报告.docx
@@ -139,13 +139,28 @@
           </w:tcPr>
           <w:p>
             <w:pPr>
-              <w:rPr>
-                <w:rFonts w:ascii="宋体" w:hAnsi="宋体" w:eastAsia="宋体" w:cs="宋体"/>
-                <w:kern w:val="0"/>
-                <w:sz w:val="24"/>
-                <w:szCs w:val="24"/>
-              </w:rPr>
-            </w:pPr>
+              <w:jc w:val="center"/>
+              <w:rPr>
+                <w:rFonts w:ascii="宋体" w:hAnsi="宋体" w:eastAsia="宋体" w:cs="宋体"/>
+                <w:kern w:val="0"/>
+                <w:sz w:val="24"/>
+                <w:szCs w:val="24"/>
+              </w:rPr>
+            </w:pPr>
+            <w:r>
+              <w:rPr>
+                <w:rFonts w:hint="eastAsia" w:ascii="等线" w:hAnsi="等线" w:eastAsia="等线" w:cs="等线"/>
+                <w:i w:val="0"/>
+                <w:iCs w:val="0"/>
+                <w:color w:val="000000"/>
+                <w:kern w:val="0"/>
+                <w:sz w:val="24"/>
+                <w:szCs w:val="24"/>
+                <w:u w:val="none"/>
+                <w:lang w:val="en-US" w:eastAsia="zh-CN" w:bidi="ar"/>
+              </w:rPr>
+              <w:t>基于DeepResearch的科学研究大模型聚合体</w:t>
+            </w:r>
           </w:p>
         </w:tc>
       </w:tr>
@@ -222,13 +237,25 @@
           </w:tcPr>
           <w:p>
             <w:pPr>
-              <w:rPr>
-                <w:rFonts w:ascii="宋体" w:hAnsi="宋体" w:eastAsia="宋体" w:cs="宋体"/>
-                <w:kern w:val="0"/>
-                <w:sz w:val="24"/>
-                <w:szCs w:val="24"/>
-              </w:rPr>
-            </w:pPr>
+              <w:jc w:val="center"/>
+              <w:rPr>
+                <w:rFonts w:hint="default" w:ascii="宋体" w:hAnsi="宋体" w:eastAsia="宋体" w:cs="宋体"/>
+                <w:kern w:val="0"/>
+                <w:sz w:val="24"/>
+                <w:szCs w:val="24"/>
+                <w:lang w:val="en-US" w:eastAsia="zh-CN"/>
+              </w:rPr>
+            </w:pPr>
+            <w:r>
+              <w:rPr>
+                <w:rFonts w:hint="eastAsia" w:ascii="宋体" w:hAnsi="宋体" w:eastAsia="宋体" w:cs="宋体"/>
+                <w:kern w:val="0"/>
+                <w:sz w:val="24"/>
+                <w:szCs w:val="24"/>
+                <w:lang w:val="en-US" w:eastAsia="zh-CN"/>
+              </w:rPr>
+              <w:t>毛佳琛</w:t>
+            </w:r>
           </w:p>
         </w:tc>
         <w:tc>
@@ -277,13 +304,25 @@
           </w:tcPr>
           <w:p>
             <w:pPr>
-              <w:rPr>
-                <w:rFonts w:ascii="宋体" w:hAnsi="宋体" w:eastAsia="宋体" w:cs="宋体"/>
-                <w:kern w:val="0"/>
-                <w:sz w:val="24"/>
-                <w:szCs w:val="24"/>
-              </w:rPr>
-            </w:pPr>
+              <w:jc w:val="center"/>
+              <w:rPr>
+                <w:rFonts w:hint="default" w:ascii="宋体" w:hAnsi="宋体" w:eastAsia="宋体" w:cs="宋体"/>
+                <w:kern w:val="0"/>
+                <w:sz w:val="24"/>
+                <w:szCs w:val="24"/>
+                <w:lang w:val="en-US" w:eastAsia="zh-CN"/>
+              </w:rPr>
+            </w:pPr>
+            <w:r>
+              <w:rPr>
+                <w:rFonts w:hint="eastAsia" w:ascii="宋体" w:hAnsi="宋体" w:eastAsia="宋体" w:cs="宋体"/>
+                <w:kern w:val="0"/>
+                <w:sz w:val="24"/>
+                <w:szCs w:val="24"/>
+                <w:lang w:val="en-US" w:eastAsia="zh-CN"/>
+              </w:rPr>
+              <w:t>241880449</w:t>
+            </w:r>
           </w:p>
         </w:tc>
       </w:tr>
@@ -357,13 +396,25 @@
           </w:tcPr>
           <w:p>
             <w:pPr>
-              <w:rPr>
-                <w:rFonts w:ascii="宋体" w:hAnsi="宋体" w:eastAsia="宋体" w:cs="宋体"/>
-                <w:kern w:val="0"/>
-                <w:sz w:val="24"/>
-                <w:szCs w:val="24"/>
-              </w:rPr>
-            </w:pPr>
+              <w:jc w:val="center"/>
+              <w:rPr>
+                <w:rFonts w:hint="default" w:ascii="宋体" w:hAnsi="宋体" w:eastAsia="宋体" w:cs="宋体"/>
+                <w:kern w:val="0"/>
+                <w:sz w:val="24"/>
+                <w:szCs w:val="24"/>
+                <w:lang w:val="en-US" w:eastAsia="zh-CN"/>
+              </w:rPr>
+            </w:pPr>
+            <w:r>
+              <w:rPr>
+                <w:rFonts w:hint="eastAsia" w:ascii="宋体" w:hAnsi="宋体" w:eastAsia="宋体" w:cs="宋体"/>
+                <w:kern w:val="0"/>
+                <w:sz w:val="24"/>
+                <w:szCs w:val="24"/>
+                <w:lang w:val="en-US" w:eastAsia="zh-CN"/>
+              </w:rPr>
+              <w:t>胡锐濠 郑嘉鸿 劳煜杰</w:t>
+            </w:r>
           </w:p>
         </w:tc>
       </w:tr>
@@ -437,13 +488,25 @@
           </w:tcPr>
           <w:p>
             <w:pPr>
-              <w:rPr>
-                <w:rFonts w:ascii="宋体" w:hAnsi="宋体" w:eastAsia="宋体" w:cs="宋体"/>
-                <w:kern w:val="0"/>
-                <w:sz w:val="24"/>
-                <w:szCs w:val="24"/>
-              </w:rPr>
-            </w:pPr>
+              <w:jc w:val="center"/>
+              <w:rPr>
+                <w:rFonts w:hint="eastAsia" w:ascii="宋体" w:hAnsi="宋体" w:eastAsia="宋体" w:cs="宋体"/>
+                <w:kern w:val="0"/>
+                <w:sz w:val="24"/>
+                <w:szCs w:val="24"/>
+                <w:lang w:val="en-US" w:eastAsia="zh-CN"/>
+              </w:rPr>
+            </w:pPr>
+            <w:r>
+              <w:rPr>
+                <w:rFonts w:hint="eastAsia" w:ascii="宋体" w:hAnsi="宋体" w:eastAsia="宋体" w:cs="宋体"/>
+                <w:kern w:val="0"/>
+                <w:sz w:val="24"/>
+                <w:szCs w:val="24"/>
+                <w:lang w:val="en-US" w:eastAsia="zh-CN"/>
+              </w:rPr>
+              <w:t>郭兰哲</w:t>
+            </w:r>
           </w:p>
         </w:tc>
       </w:tr>
@@ -703,10 +766,10 @@
               <w:widowControl/>
               <w:jc w:val="left"/>
               <w:rPr>
-                <w:rFonts w:hint="eastAsia" w:ascii="宋体" w:hAnsi="宋体" w:eastAsia="宋体" w:cs="宋体"/>
-                <w:b w:val="0"/>
-                <w:bCs/>
-                <w:sz w:val="22"/>
+                <w:rFonts w:ascii="宋体" w:hAnsi="宋体" w:eastAsia="宋体" w:cs="宋体"/>
+                <w:kern w:val="0"/>
+                <w:sz w:val="24"/>
+                <w:szCs w:val="24"/>
               </w:rPr>
             </w:pPr>
             <w:r>
@@ -754,20 +817,18 @@
                 <w:bCs/>
                 <w:sz w:val="22"/>
               </w:rPr>
-              <w:t xml:space="preserve"> 月 </w:t>
-            </w:r>
-          </w:p>
-          <w:p>
-            <w:pPr>
-              <w:widowControl/>
-              <w:jc w:val="left"/>
-              <w:rPr>
-                <w:rFonts w:ascii="宋体" w:hAnsi="宋体" w:eastAsia="宋体" w:cs="宋体"/>
-                <w:kern w:val="0"/>
-                <w:sz w:val="24"/>
-                <w:szCs w:val="24"/>
-              </w:rPr>
-            </w:pPr>
+              <w:t xml:space="preserve"> 月</w:t>
+            </w:r>
+            <w:r>
+              <w:rPr>
+                <w:rFonts w:hint="eastAsia" w:ascii="宋体" w:hAnsi="宋体" w:eastAsia="宋体" w:cs="宋体"/>
+                <w:b w:val="0"/>
+                <w:bCs/>
+                <w:sz w:val="22"/>
+                <w:lang w:val="en-US" w:eastAsia="zh-CN"/>
+              </w:rPr>
+              <w:t>第 1 周</w:t>
+            </w:r>
             <w:r>
               <w:rPr>
                 <w:rFonts w:hint="eastAsia" w:ascii="宋体" w:hAnsi="宋体" w:eastAsia="宋体" w:cs="宋体"/>
@@ -888,10 +949,10 @@
               <w:widowControl/>
               <w:jc w:val="left"/>
               <w:rPr>
-                <w:rFonts w:hint="eastAsia" w:ascii="宋体" w:hAnsi="宋体" w:eastAsia="宋体" w:cs="宋体"/>
-                <w:b w:val="0"/>
-                <w:bCs/>
-                <w:sz w:val="22"/>
+                <w:rFonts w:ascii="宋体" w:hAnsi="宋体" w:eastAsia="宋体" w:cs="宋体"/>
+                <w:kern w:val="0"/>
+                <w:sz w:val="24"/>
+                <w:szCs w:val="24"/>
               </w:rPr>
             </w:pPr>
             <w:r>
@@ -941,18 +1002,16 @@
               </w:rPr>
               <w:t xml:space="preserve"> 月</w:t>
             </w:r>
-          </w:p>
-          <w:p>
-            <w:pPr>
-              <w:widowControl/>
-              <w:jc w:val="left"/>
-              <w:rPr>
-                <w:rFonts w:ascii="宋体" w:hAnsi="宋体" w:eastAsia="宋体" w:cs="宋体"/>
-                <w:kern w:val="0"/>
-                <w:sz w:val="24"/>
-                <w:szCs w:val="24"/>
-              </w:rPr>
-            </w:pPr>
+            <w:r>
+              <w:rPr>
+                <w:rFonts w:hint="eastAsia" w:ascii="宋体" w:hAnsi="宋体" w:eastAsia="宋体" w:cs="宋体"/>
+                <w:b w:val="0"/>
+                <w:bCs/>
+                <w:sz w:val="22"/>
+                <w:lang w:val="en-US" w:eastAsia="zh-CN"/>
+              </w:rPr>
+              <w:t>第 3 周</w:t>
+            </w:r>
             <w:r>
               <w:rPr>
                 <w:rFonts w:hint="eastAsia" w:ascii="宋体" w:hAnsi="宋体" w:eastAsia="宋体" w:cs="宋体"/>
@@ -1103,20 +1162,18 @@
                 <w:sz w:val="24"/>
                 <w:szCs w:val="24"/>
               </w:rPr>
-              <w:t xml:space="preserve"> 月 </w:t>
-            </w:r>
-          </w:p>
-          <w:p>
-            <w:pPr>
-              <w:widowControl/>
-              <w:jc w:val="left"/>
-              <w:rPr>
-                <w:rFonts w:ascii="宋体" w:hAnsi="宋体" w:eastAsia="宋体" w:cs="宋体"/>
-                <w:kern w:val="0"/>
-                <w:sz w:val="24"/>
-                <w:szCs w:val="24"/>
-              </w:rPr>
-            </w:pPr>
+              <w:t xml:space="preserve"> 月</w:t>
+            </w:r>
+            <w:r>
+              <w:rPr>
+                <w:rFonts w:hint="eastAsia" w:ascii="宋体" w:hAnsi="宋体" w:eastAsia="宋体" w:cs="宋体"/>
+                <w:kern w:val="0"/>
+                <w:sz w:val="24"/>
+                <w:szCs w:val="24"/>
+                <w:lang w:val="en-US" w:eastAsia="zh-CN"/>
+              </w:rPr>
+              <w:t>第 1 周</w:t>
+            </w:r>
             <w:r>
               <w:rPr>
                 <w:rFonts w:ascii="宋体" w:hAnsi="宋体" w:eastAsia="宋体" w:cs="宋体"/>
@@ -1281,18 +1338,16 @@
               </w:rPr>
               <w:t>月</w:t>
             </w:r>
-          </w:p>
-          <w:p>
-            <w:pPr>
-              <w:widowControl/>
-              <w:jc w:val="left"/>
-              <w:rPr>
-                <w:rFonts w:ascii="宋体" w:hAnsi="宋体" w:eastAsia="宋体" w:cs="宋体"/>
-                <w:kern w:val="0"/>
-                <w:sz w:val="24"/>
-                <w:szCs w:val="24"/>
-              </w:rPr>
-            </w:pPr>
+            <w:r>
+              <w:rPr>
+                <w:rFonts w:hint="eastAsia" w:ascii="宋体" w:hAnsi="宋体" w:eastAsia="宋体" w:cs="宋体"/>
+                <w:kern w:val="0"/>
+                <w:sz w:val="24"/>
+                <w:szCs w:val="24"/>
+                <w:lang w:val="en-US" w:eastAsia="zh-CN"/>
+              </w:rPr>
+              <w:t>第 3 周</w:t>
+            </w:r>
             <w:r>
               <w:rPr>
                 <w:rFonts w:ascii="宋体" w:hAnsi="宋体" w:eastAsia="宋体" w:cs="宋体"/>
@@ -1920,7 +1975,18 @@
                 <w:sz w:val="24"/>
                 <w:szCs w:val="24"/>
               </w:rPr>
-              <w:t xml:space="preserve"> 2026 年 4 月第 4 周至 5 月初  中期整理与演示准备</w:t>
+              <w:t xml:space="preserve"> 2026 年 4 月第 4 周至 5 月初</w:t>
+            </w:r>
+            <w:bookmarkStart w:id="0" w:name="_GoBack"/>
+            <w:bookmarkEnd w:id="0"/>
+            <w:r>
+              <w:rPr>
+                <w:rFonts w:ascii="宋体" w:hAnsi="宋体" w:eastAsia="宋体" w:cs="宋体"/>
+                <w:kern w:val="0"/>
+                <w:sz w:val="24"/>
+                <w:szCs w:val="24"/>
+              </w:rPr>
+              <w:t>中期整理与演示准备</w:t>
             </w:r>
           </w:p>
         </w:tc>
@@ -1968,8 +2034,6 @@
           <w:szCs w:val="24"/>
         </w:rPr>
       </w:pPr>
-      <w:bookmarkStart w:id="0" w:name="_GoBack"/>
-      <w:bookmarkEnd w:id="0"/>
     </w:p>
     <w:sectPr>
       <w:pgSz w:w="11906" w:h="16838"/>
@@ -2023,8 +2087,8 @@
     <w:lsdException w:uiPriority="99" w:name="Normal Indent"/>
     <w:lsdException w:uiPriority="99" w:name="footnote text"/>
     <w:lsdException w:uiPriority="99" w:name="annotation text"/>
-    <w:lsdException w:uiPriority="99" w:semiHidden="0" w:name="header"/>
-    <w:lsdException w:uiPriority="99" w:semiHidden="0" w:name="footer"/>
+    <w:lsdException w:qFormat="1" w:uiPriority="99" w:semiHidden="0" w:name="header"/>
+    <w:lsdException w:qFormat="1" w:uiPriority="99" w:semiHidden="0" w:name="footer"/>
     <w:lsdException w:uiPriority="99" w:name="index heading"/>
     <w:lsdException w:qFormat="1" w:uiPriority="35" w:name="caption"/>
     <w:lsdException w:uiPriority="99" w:name="table of figures"/>
@@ -2283,6 +2347,7 @@
     <w:basedOn w:val="1"/>
     <w:link w:val="8"/>
     <w:unhideWhenUsed/>
+    <w:qFormat/>
     <w:uiPriority w:val="99"/>
     <w:pPr>
       <w:tabs>
@@ -2302,6 +2367,7 @@
     <w:basedOn w:val="1"/>
     <w:link w:val="7"/>
     <w:unhideWhenUsed/>
+    <w:qFormat/>
     <w:uiPriority w:val="99"/>
     <w:pPr>
       <w:pBdr>
@@ -2356,6 +2422,7 @@
     <w:name w:val="页脚 Char"/>
     <w:basedOn w:val="6"/>
     <w:link w:val="2"/>
+    <w:qFormat/>
     <w:uiPriority w:val="99"/>
     <w:rPr>
       <w:sz w:val="18"/>
